--- a/docs/docx/Приложение_Д_Use_Case.docx
+++ b/docs/docx/Приложение_Д_Use_Case.docx
@@ -2,13 +2,13 @@
 <file path=word/document.xml><?xml version="1.0" encoding="utf-8"?>
 <w:document xmlns:w="http://schemas.openxmlformats.org/wordprocessingml/2006/main" xmlns:m="http://schemas.openxmlformats.org/officeDocument/2006/math" xmlns:r="http://schemas.openxmlformats.org/officeDocument/2006/relationships" xmlns:o="urn:schemas-microsoft-com:office:office" xmlns:v="urn:schemas-microsoft-com:vml" xmlns:w10="urn:schemas-microsoft-com:office:word" xmlns:a="http://schemas.openxmlformats.org/drawingml/2006/main" xmlns:pic="http://schemas.openxmlformats.org/drawingml/2006/picture" xmlns:wp="http://schemas.openxmlformats.org/drawingml/2006/wordprocessingDrawing">
   <w:body>
-    <w:bookmarkStart w:id="13" w:name="приложение-д.-диаграмма-use-case"/>
+    <w:bookmarkStart w:id="14" w:name="X8bf35cb821364783893940898b56f0878065ba7"/>
     <w:p>
       <w:pPr>
         <w:pStyle w:val="Heading1"/>
       </w:pPr>
       <w:r>
-        <w:t xml:space="preserve">Приложение Д. Диаграмма Use Case</w:t>
+        <w:t xml:space="preserve">Приложение Д. Диаграмма прецедентов (Use Case, UML)</w:t>
       </w:r>
     </w:p>
     <w:p>
@@ -36,13 +36,29 @@
           <w:b/>
           <w:bCs/>
         </w:rPr>
+        <w:t xml:space="preserve">Нотация:</w:t>
+      </w:r>
+      <w:r>
+        <w:t xml:space="preserve"> </w:t>
+      </w:r>
+      <w:r>
+        <w:t xml:space="preserve">UML Use Case Diagram</w:t>
+      </w:r>
+      <w:r>
+        <w:br/>
+      </w:r>
+      <w:r>
+        <w:rPr>
+          <w:b/>
+          <w:bCs/>
+        </w:rPr>
         <w:t xml:space="preserve">Версия:</w:t>
       </w:r>
       <w:r>
         <w:t xml:space="preserve"> </w:t>
       </w:r>
       <w:r>
-        <w:t xml:space="preserve">1.0</w:t>
+        <w:t xml:space="preserve">1.1</w:t>
       </w:r>
       <w:r>
         <w:br/>
@@ -68,13 +84,13 @@
         </w:pict>
       </w:r>
     </w:p>
-    <w:bookmarkStart w:id="9" w:name="рисунок-3.-use-case-диаграмма"/>
+    <w:bookmarkStart w:id="9" w:name="рисунок-3.-диаграмма-прецедентов"/>
     <w:p>
       <w:pPr>
         <w:pStyle w:val="Heading2"/>
       </w:pPr>
       <w:r>
-        <w:t xml:space="preserve">Рисунок 3. Use-Case диаграмма</w:t>
+        <w:t xml:space="preserve">Рисунок 3. Диаграмма прецедентов</w:t>
       </w:r>
     </w:p>
     <w:p>
@@ -103,25 +119,25 @@
         <w:rPr>
           <w:rStyle w:val="VerbatimChar"/>
         </w:rPr>
-        <w:t xml:space="preserve">        Student(("Обучающийся"))</w:t>
-      </w:r>
-      <w:r>
-        <w:br/>
-      </w:r>
-      <w:r>
-        <w:rPr>
-          <w:rStyle w:val="VerbatimChar"/>
-        </w:rPr>
-        <w:t xml:space="preserve">        Expert(("Эксперт"))</w:t>
-      </w:r>
-      <w:r>
-        <w:br/>
-      </w:r>
-      <w:r>
-        <w:rPr>
-          <w:rStyle w:val="VerbatimChar"/>
-        </w:rPr>
-        <w:t xml:space="preserve">        Admin(("Администратор"))</w:t>
+        <w:t xml:space="preserve">        Student((Обучающийся))</w:t>
+      </w:r>
+      <w:r>
+        <w:br/>
+      </w:r>
+      <w:r>
+        <w:rPr>
+          <w:rStyle w:val="VerbatimChar"/>
+        </w:rPr>
+        <w:t xml:space="preserve">        Expert((Эксперт))</w:t>
+      </w:r>
+      <w:r>
+        <w:br/>
+      </w:r>
+      <w:r>
+        <w:rPr>
+          <w:rStyle w:val="VerbatimChar"/>
+        </w:rPr>
+        <w:t xml:space="preserve">        Admin((Администратор))</w:t>
       </w:r>
       <w:r>
         <w:br/>
@@ -142,142 +158,169 @@
         <w:rPr>
           <w:rStyle w:val="VerbatimChar"/>
         </w:rPr>
-        <w:t xml:space="preserve">    subgraph system["LMS — Адаптационный курс"]</w:t>
-      </w:r>
-      <w:r>
-        <w:br/>
-      </w:r>
-      <w:r>
-        <w:rPr>
-          <w:rStyle w:val="VerbatimChar"/>
-        </w:rPr>
-        <w:t xml:space="preserve">        UC01["Войти в систему"]</w:t>
-      </w:r>
-      <w:r>
-        <w:br/>
-      </w:r>
-      <w:r>
-        <w:rPr>
-          <w:rStyle w:val="VerbatimChar"/>
-        </w:rPr>
-        <w:t xml:space="preserve">        UC02["Выйти из системы"]</w:t>
-      </w:r>
-      <w:r>
-        <w:br/>
-      </w:r>
-      <w:r>
-        <w:rPr>
-          <w:rStyle w:val="VerbatimChar"/>
-        </w:rPr>
-        <w:t xml:space="preserve">        UC03["Просмотреть рейтинг"]</w:t>
-      </w:r>
-      <w:r>
-        <w:br/>
-      </w:r>
-      <w:r>
-        <w:rPr>
-          <w:rStyle w:val="VerbatimChar"/>
-        </w:rPr>
-        <w:t xml:space="preserve">        UC04["Открыть личный кабинет"]</w:t>
-      </w:r>
-      <w:r>
-        <w:br/>
-      </w:r>
-      <w:r>
-        <w:rPr>
-          <w:rStyle w:val="VerbatimChar"/>
-        </w:rPr>
-        <w:t xml:space="preserve">        UC05["Загрузить фото профиля"]</w:t>
-      </w:r>
-      <w:r>
-        <w:br/>
-      </w:r>
-      <w:r>
-        <w:rPr>
-          <w:rStyle w:val="VerbatimChar"/>
-        </w:rPr>
-        <w:t xml:space="preserve">        UC06["Просмотреть назначенные курсы"]</w:t>
-      </w:r>
-      <w:r>
-        <w:br/>
-      </w:r>
-      <w:r>
-        <w:rPr>
-          <w:rStyle w:val="VerbatimChar"/>
-        </w:rPr>
-        <w:t xml:space="preserve">        UC07["Пройти курс"]</w:t>
-      </w:r>
-      <w:r>
-        <w:br/>
-      </w:r>
-      <w:r>
-        <w:rPr>
-          <w:rStyle w:val="VerbatimChar"/>
-        </w:rPr>
-        <w:t xml:space="preserve">        UC08["Закрыть курс\n(сохранить прогресс)"]</w:t>
-      </w:r>
-      <w:r>
-        <w:br/>
-      </w:r>
-      <w:r>
-        <w:rPr>
-          <w:rStyle w:val="VerbatimChar"/>
-        </w:rPr>
-        <w:t xml:space="preserve">        UC09["Назначить курс\nсотруднику"]</w:t>
-      </w:r>
-      <w:r>
-        <w:br/>
-      </w:r>
-      <w:r>
-        <w:rPr>
-          <w:rStyle w:val="VerbatimChar"/>
-        </w:rPr>
-        <w:t xml:space="preserve">        UC10["Просмотреть статистику\nпрохождения"]</w:t>
-      </w:r>
-      <w:r>
-        <w:br/>
-      </w:r>
-      <w:r>
-        <w:rPr>
-          <w:rStyle w:val="VerbatimChar"/>
-        </w:rPr>
-        <w:t xml:space="preserve">        UC11["Сформировать отчёт Excel"]</w:t>
-      </w:r>
-      <w:r>
-        <w:br/>
-      </w:r>
-      <w:r>
-        <w:rPr>
-          <w:rStyle w:val="VerbatimChar"/>
-        </w:rPr>
-        <w:t xml:space="preserve">        UC12["Управлять\nпользователями"]</w:t>
-      </w:r>
-      <w:r>
-        <w:br/>
-      </w:r>
-      <w:r>
-        <w:rPr>
-          <w:rStyle w:val="VerbatimChar"/>
-        </w:rPr>
-        <w:t xml:space="preserve">        UC13["Управлять курсами"]</w:t>
-      </w:r>
-      <w:r>
-        <w:br/>
-      </w:r>
-      <w:r>
-        <w:rPr>
-          <w:rStyle w:val="VerbatimChar"/>
-        </w:rPr>
-        <w:t xml:space="preserve">        UC14["Загрузить SCORM-пакет"]</w:t>
-      </w:r>
-      <w:r>
-        <w:br/>
-      </w:r>
-      <w:r>
-        <w:rPr>
-          <w:rStyle w:val="VerbatimChar"/>
-        </w:rPr>
-        <w:t xml:space="preserve">        UC15["Скачать курс\n(ZIP/RAR)"]</w:t>
+        <w:t xml:space="preserve">    subgraph lms["Система LMS"]</w:t>
+      </w:r>
+      <w:r>
+        <w:br/>
+      </w:r>
+      <w:r>
+        <w:rPr>
+          <w:rStyle w:val="VerbatimChar"/>
+        </w:rPr>
+        <w:t xml:space="preserve">        direction TB</w:t>
+      </w:r>
+      <w:r>
+        <w:br/>
+      </w:r>
+      <w:r>
+        <w:rPr>
+          <w:rStyle w:val="VerbatimChar"/>
+        </w:rPr>
+        <w:t xml:space="preserve">        UC01([UC-01 Войти в систему])</w:t>
+      </w:r>
+      <w:r>
+        <w:br/>
+      </w:r>
+      <w:r>
+        <w:rPr>
+          <w:rStyle w:val="VerbatimChar"/>
+        </w:rPr>
+        <w:t xml:space="preserve">        UC02([UC-02 Выйти из системы])</w:t>
+      </w:r>
+      <w:r>
+        <w:br/>
+      </w:r>
+      <w:r>
+        <w:rPr>
+          <w:rStyle w:val="VerbatimChar"/>
+        </w:rPr>
+        <w:t xml:space="preserve">        UC03([UC-03 Просмотреть рейтинг])</w:t>
+      </w:r>
+      <w:r>
+        <w:br/>
+      </w:r>
+      <w:r>
+        <w:rPr>
+          <w:rStyle w:val="VerbatimChar"/>
+        </w:rPr>
+        <w:t xml:space="preserve">        UC04([UC-04 Личный кабинет])</w:t>
+      </w:r>
+      <w:r>
+        <w:br/>
+      </w:r>
+      <w:r>
+        <w:rPr>
+          <w:rStyle w:val="VerbatimChar"/>
+        </w:rPr>
+        <w:t xml:space="preserve">        UC05([UC-05 Загрузить фото])</w:t>
+      </w:r>
+      <w:r>
+        <w:br/>
+      </w:r>
+      <w:r>
+        <w:rPr>
+          <w:rStyle w:val="VerbatimChar"/>
+        </w:rPr>
+        <w:t xml:space="preserve">        UC06([UC-06 Назначенные курсы])</w:t>
+      </w:r>
+      <w:r>
+        <w:br/>
+      </w:r>
+      <w:r>
+        <w:rPr>
+          <w:rStyle w:val="VerbatimChar"/>
+        </w:rPr>
+        <w:t xml:space="preserve">        UC07([UC-07 Пройти курс])</w:t>
+      </w:r>
+      <w:r>
+        <w:br/>
+      </w:r>
+      <w:r>
+        <w:rPr>
+          <w:rStyle w:val="VerbatimChar"/>
+        </w:rPr>
+        <w:t xml:space="preserve">        UC08([UC-08 Закрыть курс])</w:t>
+      </w:r>
+      <w:r>
+        <w:br/>
+      </w:r>
+      <w:r>
+        <w:rPr>
+          <w:rStyle w:val="VerbatimChar"/>
+        </w:rPr>
+        <w:t xml:space="preserve">        UC09([UC-09 Назначить курс])</w:t>
+      </w:r>
+      <w:r>
+        <w:br/>
+      </w:r>
+      <w:r>
+        <w:rPr>
+          <w:rStyle w:val="VerbatimChar"/>
+        </w:rPr>
+        <w:t xml:space="preserve">        UC10([UC-10 Статистика курса])</w:t>
+      </w:r>
+      <w:r>
+        <w:br/>
+      </w:r>
+      <w:r>
+        <w:rPr>
+          <w:rStyle w:val="VerbatimChar"/>
+        </w:rPr>
+        <w:t xml:space="preserve">        UC11([UC-11 Отчёт Excel])</w:t>
+      </w:r>
+      <w:r>
+        <w:br/>
+      </w:r>
+      <w:r>
+        <w:rPr>
+          <w:rStyle w:val="VerbatimChar"/>
+        </w:rPr>
+        <w:t xml:space="preserve">        UC12([UC-12 Управление пользователями])</w:t>
+      </w:r>
+      <w:r>
+        <w:br/>
+      </w:r>
+      <w:r>
+        <w:rPr>
+          <w:rStyle w:val="VerbatimChar"/>
+        </w:rPr>
+        <w:t xml:space="preserve">        UC13([UC-13 Управление курсами])</w:t>
+      </w:r>
+      <w:r>
+        <w:br/>
+      </w:r>
+      <w:r>
+        <w:rPr>
+          <w:rStyle w:val="VerbatimChar"/>
+        </w:rPr>
+        <w:t xml:space="preserve">        UC14([UC-14 Загрузить SCORM])</w:t>
+      </w:r>
+      <w:r>
+        <w:br/>
+      </w:r>
+      <w:r>
+        <w:rPr>
+          <w:rStyle w:val="VerbatimChar"/>
+        </w:rPr>
+        <w:t xml:space="preserve">        UC15([UC-15 Скачать курс])</w:t>
+      </w:r>
+      <w:r>
+        <w:br/>
+      </w:r>
+      <w:r>
+        <w:rPr>
+          <w:rStyle w:val="VerbatimChar"/>
+        </w:rPr>
+        <w:t xml:space="preserve">        UC16([UC-16 Поиск пользователей])</w:t>
+      </w:r>
+      <w:r>
+        <w:br/>
+      </w:r>
+      <w:r>
+        <w:rPr>
+          <w:rStyle w:val="VerbatimChar"/>
+        </w:rPr>
+        <w:t xml:space="preserve">        UC17([UC-17 Поиск курсов])</w:t>
       </w:r>
       <w:r>
         <w:br/>
@@ -298,256 +341,274 @@
         <w:rPr>
           <w:rStyle w:val="VerbatimChar"/>
         </w:rPr>
-        <w:t xml:space="preserve">    Student --&gt; UC01</w:t>
-      </w:r>
-      <w:r>
-        <w:br/>
-      </w:r>
-      <w:r>
-        <w:rPr>
-          <w:rStyle w:val="VerbatimChar"/>
-        </w:rPr>
-        <w:t xml:space="preserve">    Student --&gt; UC02</w:t>
-      </w:r>
-      <w:r>
-        <w:br/>
-      </w:r>
-      <w:r>
-        <w:rPr>
-          <w:rStyle w:val="VerbatimChar"/>
-        </w:rPr>
-        <w:t xml:space="preserve">    Student --&gt; UC03</w:t>
-      </w:r>
-      <w:r>
-        <w:br/>
-      </w:r>
-      <w:r>
-        <w:rPr>
-          <w:rStyle w:val="VerbatimChar"/>
-        </w:rPr>
-        <w:t xml:space="preserve">    Student --&gt; UC04</w:t>
-      </w:r>
-      <w:r>
-        <w:br/>
-      </w:r>
-      <w:r>
-        <w:rPr>
-          <w:rStyle w:val="VerbatimChar"/>
-        </w:rPr>
-        <w:t xml:space="preserve">    Student --&gt; UC05</w:t>
-      </w:r>
-      <w:r>
-        <w:br/>
-      </w:r>
-      <w:r>
-        <w:rPr>
-          <w:rStyle w:val="VerbatimChar"/>
-        </w:rPr>
-        <w:t xml:space="preserve">    Student --&gt; UC06</w:t>
-      </w:r>
-      <w:r>
-        <w:br/>
-      </w:r>
-      <w:r>
-        <w:rPr>
-          <w:rStyle w:val="VerbatimChar"/>
-        </w:rPr>
-        <w:t xml:space="preserve">    Student --&gt; UC07</w:t>
-      </w:r>
-      <w:r>
-        <w:br/>
-      </w:r>
-      <w:r>
-        <w:rPr>
-          <w:rStyle w:val="VerbatimChar"/>
-        </w:rPr>
-        <w:t xml:space="preserve">    Student --&gt; UC08</w:t>
-      </w:r>
-      <w:r>
-        <w:br/>
-      </w:r>
-      <w:r>
-        <w:br/>
-      </w:r>
-      <w:r>
-        <w:rPr>
-          <w:rStyle w:val="VerbatimChar"/>
-        </w:rPr>
-        <w:t xml:space="preserve">    Expert --&gt; UC01</w:t>
-      </w:r>
-      <w:r>
-        <w:br/>
-      </w:r>
-      <w:r>
-        <w:rPr>
-          <w:rStyle w:val="VerbatimChar"/>
-        </w:rPr>
-        <w:t xml:space="preserve">    Expert --&gt; UC02</w:t>
-      </w:r>
-      <w:r>
-        <w:br/>
-      </w:r>
-      <w:r>
-        <w:rPr>
-          <w:rStyle w:val="VerbatimChar"/>
-        </w:rPr>
-        <w:t xml:space="preserve">    Expert --&gt; UC03</w:t>
-      </w:r>
-      <w:r>
-        <w:br/>
-      </w:r>
-      <w:r>
-        <w:rPr>
-          <w:rStyle w:val="VerbatimChar"/>
-        </w:rPr>
-        <w:t xml:space="preserve">    Expert --&gt; UC04</w:t>
-      </w:r>
-      <w:r>
-        <w:br/>
-      </w:r>
-      <w:r>
-        <w:rPr>
-          <w:rStyle w:val="VerbatimChar"/>
-        </w:rPr>
-        <w:t xml:space="preserve">    Expert --&gt; UC05</w:t>
-      </w:r>
-      <w:r>
-        <w:br/>
-      </w:r>
-      <w:r>
-        <w:rPr>
-          <w:rStyle w:val="VerbatimChar"/>
-        </w:rPr>
-        <w:t xml:space="preserve">    Expert --&gt; UC06</w:t>
-      </w:r>
-      <w:r>
-        <w:br/>
-      </w:r>
-      <w:r>
-        <w:rPr>
-          <w:rStyle w:val="VerbatimChar"/>
-        </w:rPr>
-        <w:t xml:space="preserve">    Expert --&gt; UC07</w:t>
-      </w:r>
-      <w:r>
-        <w:br/>
-      </w:r>
-      <w:r>
-        <w:rPr>
-          <w:rStyle w:val="VerbatimChar"/>
-        </w:rPr>
-        <w:t xml:space="preserve">    Expert --&gt; UC08</w:t>
-      </w:r>
-      <w:r>
-        <w:br/>
-      </w:r>
-      <w:r>
-        <w:rPr>
-          <w:rStyle w:val="VerbatimChar"/>
-        </w:rPr>
-        <w:t xml:space="preserve">    Expert --&gt; UC09</w:t>
-      </w:r>
-      <w:r>
-        <w:br/>
-      </w:r>
-      <w:r>
-        <w:rPr>
-          <w:rStyle w:val="VerbatimChar"/>
-        </w:rPr>
-        <w:t xml:space="preserve">    Expert --&gt; UC10</w:t>
-      </w:r>
-      <w:r>
-        <w:br/>
-      </w:r>
-      <w:r>
-        <w:rPr>
-          <w:rStyle w:val="VerbatimChar"/>
-        </w:rPr>
-        <w:t xml:space="preserve">    Expert --&gt; UC11</w:t>
-      </w:r>
-      <w:r>
-        <w:br/>
-      </w:r>
-      <w:r>
-        <w:br/>
-      </w:r>
-      <w:r>
-        <w:rPr>
-          <w:rStyle w:val="VerbatimChar"/>
-        </w:rPr>
-        <w:t xml:space="preserve">    Admin --&gt; UC01</w:t>
-      </w:r>
-      <w:r>
-        <w:br/>
-      </w:r>
-      <w:r>
-        <w:rPr>
-          <w:rStyle w:val="VerbatimChar"/>
-        </w:rPr>
-        <w:t xml:space="preserve">    Admin --&gt; UC02</w:t>
-      </w:r>
-      <w:r>
-        <w:br/>
-      </w:r>
-      <w:r>
-        <w:rPr>
-          <w:rStyle w:val="VerbatimChar"/>
-        </w:rPr>
-        <w:t xml:space="preserve">    Admin --&gt; UC03</w:t>
-      </w:r>
-      <w:r>
-        <w:br/>
-      </w:r>
-      <w:r>
-        <w:rPr>
-          <w:rStyle w:val="VerbatimChar"/>
-        </w:rPr>
-        <w:t xml:space="preserve">    Admin --&gt; UC04</w:t>
-      </w:r>
-      <w:r>
-        <w:br/>
-      </w:r>
-      <w:r>
-        <w:rPr>
-          <w:rStyle w:val="VerbatimChar"/>
-        </w:rPr>
-        <w:t xml:space="preserve">    Admin --&gt; UC12</w:t>
-      </w:r>
-      <w:r>
-        <w:br/>
-      </w:r>
-      <w:r>
-        <w:rPr>
-          <w:rStyle w:val="VerbatimChar"/>
-        </w:rPr>
-        <w:t xml:space="preserve">    Admin --&gt; UC13</w:t>
-      </w:r>
-      <w:r>
-        <w:br/>
-      </w:r>
-      <w:r>
-        <w:rPr>
-          <w:rStyle w:val="VerbatimChar"/>
-        </w:rPr>
-        <w:t xml:space="preserve">    Admin --&gt; UC14</w:t>
-      </w:r>
-      <w:r>
-        <w:br/>
-      </w:r>
-      <w:r>
-        <w:rPr>
-          <w:rStyle w:val="VerbatimChar"/>
-        </w:rPr>
-        <w:t xml:space="preserve">    Admin --&gt; UC15</w:t>
-      </w:r>
-      <w:r>
-        <w:br/>
-      </w:r>
-      <w:r>
-        <w:rPr>
-          <w:rStyle w:val="VerbatimChar"/>
-        </w:rPr>
-        <w:t xml:space="preserve">    Admin --&gt; UC11</w:t>
+        <w:t xml:space="preserve">    Student --- UC01</w:t>
+      </w:r>
+      <w:r>
+        <w:br/>
+      </w:r>
+      <w:r>
+        <w:rPr>
+          <w:rStyle w:val="VerbatimChar"/>
+        </w:rPr>
+        <w:t xml:space="preserve">    Student --- UC02</w:t>
+      </w:r>
+      <w:r>
+        <w:br/>
+      </w:r>
+      <w:r>
+        <w:rPr>
+          <w:rStyle w:val="VerbatimChar"/>
+        </w:rPr>
+        <w:t xml:space="preserve">    Student --- UC03</w:t>
+      </w:r>
+      <w:r>
+        <w:br/>
+      </w:r>
+      <w:r>
+        <w:rPr>
+          <w:rStyle w:val="VerbatimChar"/>
+        </w:rPr>
+        <w:t xml:space="preserve">    Student --- UC04</w:t>
+      </w:r>
+      <w:r>
+        <w:br/>
+      </w:r>
+      <w:r>
+        <w:rPr>
+          <w:rStyle w:val="VerbatimChar"/>
+        </w:rPr>
+        <w:t xml:space="preserve">    Student --- UC05</w:t>
+      </w:r>
+      <w:r>
+        <w:br/>
+      </w:r>
+      <w:r>
+        <w:rPr>
+          <w:rStyle w:val="VerbatimChar"/>
+        </w:rPr>
+        <w:t xml:space="preserve">    Student --- UC06</w:t>
+      </w:r>
+      <w:r>
+        <w:br/>
+      </w:r>
+      <w:r>
+        <w:rPr>
+          <w:rStyle w:val="VerbatimChar"/>
+        </w:rPr>
+        <w:t xml:space="preserve">    Student --- UC07</w:t>
+      </w:r>
+      <w:r>
+        <w:br/>
+      </w:r>
+      <w:r>
+        <w:rPr>
+          <w:rStyle w:val="VerbatimChar"/>
+        </w:rPr>
+        <w:t xml:space="preserve">    Student --- UC08</w:t>
+      </w:r>
+      <w:r>
+        <w:br/>
+      </w:r>
+      <w:r>
+        <w:br/>
+      </w:r>
+      <w:r>
+        <w:rPr>
+          <w:rStyle w:val="VerbatimChar"/>
+        </w:rPr>
+        <w:t xml:space="preserve">    Expert --- UC01</w:t>
+      </w:r>
+      <w:r>
+        <w:br/>
+      </w:r>
+      <w:r>
+        <w:rPr>
+          <w:rStyle w:val="VerbatimChar"/>
+        </w:rPr>
+        <w:t xml:space="preserve">    Expert --- UC02</w:t>
+      </w:r>
+      <w:r>
+        <w:br/>
+      </w:r>
+      <w:r>
+        <w:rPr>
+          <w:rStyle w:val="VerbatimChar"/>
+        </w:rPr>
+        <w:t xml:space="preserve">    Expert --- UC03</w:t>
+      </w:r>
+      <w:r>
+        <w:br/>
+      </w:r>
+      <w:r>
+        <w:rPr>
+          <w:rStyle w:val="VerbatimChar"/>
+        </w:rPr>
+        <w:t xml:space="preserve">    Expert --- UC04</w:t>
+      </w:r>
+      <w:r>
+        <w:br/>
+      </w:r>
+      <w:r>
+        <w:rPr>
+          <w:rStyle w:val="VerbatimChar"/>
+        </w:rPr>
+        <w:t xml:space="preserve">    Expert --- UC05</w:t>
+      </w:r>
+      <w:r>
+        <w:br/>
+      </w:r>
+      <w:r>
+        <w:rPr>
+          <w:rStyle w:val="VerbatimChar"/>
+        </w:rPr>
+        <w:t xml:space="preserve">    Expert --- UC06</w:t>
+      </w:r>
+      <w:r>
+        <w:br/>
+      </w:r>
+      <w:r>
+        <w:rPr>
+          <w:rStyle w:val="VerbatimChar"/>
+        </w:rPr>
+        <w:t xml:space="preserve">    Expert --- UC07</w:t>
+      </w:r>
+      <w:r>
+        <w:br/>
+      </w:r>
+      <w:r>
+        <w:rPr>
+          <w:rStyle w:val="VerbatimChar"/>
+        </w:rPr>
+        <w:t xml:space="preserve">    Expert --- UC08</w:t>
+      </w:r>
+      <w:r>
+        <w:br/>
+      </w:r>
+      <w:r>
+        <w:rPr>
+          <w:rStyle w:val="VerbatimChar"/>
+        </w:rPr>
+        <w:t xml:space="preserve">    Expert --- UC09</w:t>
+      </w:r>
+      <w:r>
+        <w:br/>
+      </w:r>
+      <w:r>
+        <w:rPr>
+          <w:rStyle w:val="VerbatimChar"/>
+        </w:rPr>
+        <w:t xml:space="preserve">    Expert --- UC10</w:t>
+      </w:r>
+      <w:r>
+        <w:br/>
+      </w:r>
+      <w:r>
+        <w:rPr>
+          <w:rStyle w:val="VerbatimChar"/>
+        </w:rPr>
+        <w:t xml:space="preserve">    Expert --- UC11</w:t>
+      </w:r>
+      <w:r>
+        <w:br/>
+      </w:r>
+      <w:r>
+        <w:br/>
+      </w:r>
+      <w:r>
+        <w:rPr>
+          <w:rStyle w:val="VerbatimChar"/>
+        </w:rPr>
+        <w:t xml:space="preserve">    Admin --- UC01</w:t>
+      </w:r>
+      <w:r>
+        <w:br/>
+      </w:r>
+      <w:r>
+        <w:rPr>
+          <w:rStyle w:val="VerbatimChar"/>
+        </w:rPr>
+        <w:t xml:space="preserve">    Admin --- UC02</w:t>
+      </w:r>
+      <w:r>
+        <w:br/>
+      </w:r>
+      <w:r>
+        <w:rPr>
+          <w:rStyle w:val="VerbatimChar"/>
+        </w:rPr>
+        <w:t xml:space="preserve">    Admin --- UC03</w:t>
+      </w:r>
+      <w:r>
+        <w:br/>
+      </w:r>
+      <w:r>
+        <w:rPr>
+          <w:rStyle w:val="VerbatimChar"/>
+        </w:rPr>
+        <w:t xml:space="preserve">    Admin --- UC04</w:t>
+      </w:r>
+      <w:r>
+        <w:br/>
+      </w:r>
+      <w:r>
+        <w:rPr>
+          <w:rStyle w:val="VerbatimChar"/>
+        </w:rPr>
+        <w:t xml:space="preserve">    Admin --- UC11</w:t>
+      </w:r>
+      <w:r>
+        <w:br/>
+      </w:r>
+      <w:r>
+        <w:rPr>
+          <w:rStyle w:val="VerbatimChar"/>
+        </w:rPr>
+        <w:t xml:space="preserve">    Admin --- UC12</w:t>
+      </w:r>
+      <w:r>
+        <w:br/>
+      </w:r>
+      <w:r>
+        <w:rPr>
+          <w:rStyle w:val="VerbatimChar"/>
+        </w:rPr>
+        <w:t xml:space="preserve">    Admin --- UC13</w:t>
+      </w:r>
+      <w:r>
+        <w:br/>
+      </w:r>
+      <w:r>
+        <w:rPr>
+          <w:rStyle w:val="VerbatimChar"/>
+        </w:rPr>
+        <w:t xml:space="preserve">    Admin --- UC14</w:t>
+      </w:r>
+      <w:r>
+        <w:br/>
+      </w:r>
+      <w:r>
+        <w:rPr>
+          <w:rStyle w:val="VerbatimChar"/>
+        </w:rPr>
+        <w:t xml:space="preserve">    Admin --- UC15</w:t>
+      </w:r>
+      <w:r>
+        <w:br/>
+      </w:r>
+      <w:r>
+        <w:rPr>
+          <w:rStyle w:val="VerbatimChar"/>
+        </w:rPr>
+        <w:t xml:space="preserve">    Admin --- UC16</w:t>
+      </w:r>
+      <w:r>
+        <w:br/>
+      </w:r>
+      <w:r>
+        <w:rPr>
+          <w:rStyle w:val="VerbatimChar"/>
+        </w:rPr>
+        <w:t xml:space="preserve">    Admin --- UC17</w:t>
       </w:r>
     </w:p>
     <w:p>
@@ -558,13 +619,13 @@
       </w:r>
     </w:p>
     <w:bookmarkEnd w:id="9"/>
-    <w:bookmarkStart w:id="10" w:name="таблица-прецедентов"/>
+    <w:bookmarkStart w:id="10" w:name="таблица-прецедентов-полная"/>
     <w:p>
       <w:pPr>
         <w:pStyle w:val="Heading2"/>
       </w:pPr>
       <w:r>
-        <w:t xml:space="preserve">Таблица прецедентов</w:t>
+        <w:t xml:space="preserve">Таблица прецедентов (полная)</w:t>
       </w:r>
     </w:p>
     <w:tbl>
@@ -575,10 +636,12 @@
         <w:tblLook w:firstRow="1" w:lastRow="0" w:firstColumn="0" w:lastColumn="0" w:noHBand="0" w:noVBand="0" w:val="0020"/>
       </w:tblPr>
       <w:tblGrid>
-        <w:gridCol w:w="792"/>
-        <w:gridCol w:w="2178"/>
-        <w:gridCol w:w="1386"/>
-        <w:gridCol w:w="3564"/>
+        <w:gridCol w:w="446"/>
+        <w:gridCol w:w="1227"/>
+        <w:gridCol w:w="780"/>
+        <w:gridCol w:w="1784"/>
+        <w:gridCol w:w="2119"/>
+        <w:gridCol w:w="1561"/>
       </w:tblGrid>
       <w:tr>
         <w:trPr>
@@ -624,7 +687,29 @@
               <w:pStyle w:val="Compact"/>
             </w:pPr>
             <w:r>
-              <w:t xml:space="preserve">Краткое описание</w:t>
+              <w:t xml:space="preserve">Страница / API</w:t>
+            </w:r>
+          </w:p>
+        </w:tc>
+        <w:tc>
+          <w:tcPr/>
+          <w:p>
+            <w:pPr>
+              <w:pStyle w:val="Compact"/>
+            </w:pPr>
+            <w:r>
+              <w:t xml:space="preserve">Основной сценарий</w:t>
+            </w:r>
+          </w:p>
+        </w:tc>
+        <w:tc>
+          <w:tcPr/>
+          <w:p>
+            <w:pPr>
+              <w:pStyle w:val="Compact"/>
+            </w:pPr>
+            <w:r>
+              <w:t xml:space="preserve">Альтернатива</w:t>
             </w:r>
           </w:p>
         </w:tc>
@@ -670,7 +755,29 @@
               <w:pStyle w:val="Compact"/>
             </w:pPr>
             <w:r>
-              <w:t xml:space="preserve">Авторизация по логину/паролю, получение JWT</w:t>
+              <w:t xml:space="preserve">login.html, POST /api/login</w:t>
+            </w:r>
+          </w:p>
+        </w:tc>
+        <w:tc>
+          <w:tcPr/>
+          <w:p>
+            <w:pPr>
+              <w:pStyle w:val="Compact"/>
+            </w:pPr>
+            <w:r>
+              <w:t xml:space="preserve">Ввод email/пароля → JWT → редирект</w:t>
+            </w:r>
+          </w:p>
+        </w:tc>
+        <w:tc>
+          <w:tcPr/>
+          <w:p>
+            <w:pPr>
+              <w:pStyle w:val="Compact"/>
+            </w:pPr>
+            <w:r>
+              <w:t xml:space="preserve">A1: неверный пароль; A2: пустые поля</w:t>
             </w:r>
           </w:p>
         </w:tc>
@@ -694,7 +801,7 @@
               <w:pStyle w:val="Compact"/>
             </w:pPr>
             <w:r>
-              <w:t xml:space="preserve">Выйти из системы</w:t>
+              <w:t xml:space="preserve">Выйти</w:t>
             </w:r>
           </w:p>
         </w:tc>
@@ -716,7 +823,29 @@
               <w:pStyle w:val="Compact"/>
             </w:pPr>
             <w:r>
-              <w:t xml:space="preserve">Очистка сессии, переход на login.html</w:t>
+              <w:t xml:space="preserve">common.js logout</w:t>
+            </w:r>
+          </w:p>
+        </w:tc>
+        <w:tc>
+          <w:tcPr/>
+          <w:p>
+            <w:pPr>
+              <w:pStyle w:val="Compact"/>
+            </w:pPr>
+            <w:r>
+              <w:t xml:space="preserve">Очистка sessionStorage → login.html</w:t>
+            </w:r>
+          </w:p>
+        </w:tc>
+        <w:tc>
+          <w:tcPr/>
+          <w:p>
+            <w:pPr>
+              <w:pStyle w:val="Compact"/>
+            </w:pPr>
+            <w:r>
+              <w:t xml:space="preserve">—</w:t>
             </w:r>
           </w:p>
         </w:tc>
@@ -762,7 +891,29 @@
               <w:pStyle w:val="Compact"/>
             </w:pPr>
             <w:r>
-              <w:t xml:space="preserve">Таблица лидеров на rating.html</w:t>
+              <w:t xml:space="preserve">rating.html, GET /api/rating</w:t>
+            </w:r>
+          </w:p>
+        </w:tc>
+        <w:tc>
+          <w:tcPr/>
+          <w:p>
+            <w:pPr>
+              <w:pStyle w:val="Compact"/>
+            </w:pPr>
+            <w:r>
+              <w:t xml:space="preserve">Таблица баллов по пользователям</w:t>
+            </w:r>
+          </w:p>
+        </w:tc>
+        <w:tc>
+          <w:tcPr/>
+          <w:p>
+            <w:pPr>
+              <w:pStyle w:val="Compact"/>
+            </w:pPr>
+            <w:r>
+              <w:t xml:space="preserve">A1: нет результатов — пустая таблица</w:t>
             </w:r>
           </w:p>
         </w:tc>
@@ -786,7 +937,7 @@
               <w:pStyle w:val="Compact"/>
             </w:pPr>
             <w:r>
-              <w:t xml:space="preserve">Открыть личный кабинет</w:t>
+              <w:t xml:space="preserve">Личный кабинет</w:t>
             </w:r>
           </w:p>
         </w:tc>
@@ -808,7 +959,29 @@
               <w:pStyle w:val="Compact"/>
             </w:pPr>
             <w:r>
-              <w:t xml:space="preserve">Просмотр профиля на profile.html</w:t>
+              <w:t xml:space="preserve">profile.html</w:t>
+            </w:r>
+          </w:p>
+        </w:tc>
+        <w:tc>
+          <w:tcPr/>
+          <w:p>
+            <w:pPr>
+              <w:pStyle w:val="Compact"/>
+            </w:pPr>
+            <w:r>
+              <w:t xml:space="preserve">Просмотр ФИО, должности, фото</w:t>
+            </w:r>
+          </w:p>
+        </w:tc>
+        <w:tc>
+          <w:tcPr/>
+          <w:p>
+            <w:pPr>
+              <w:pStyle w:val="Compact"/>
+            </w:pPr>
+            <w:r>
+              <w:t xml:space="preserve">A1: expert — только просмотр (PUT запрещён)</w:t>
             </w:r>
           </w:p>
         </w:tc>
@@ -832,18 +1005,18 @@
               <w:pStyle w:val="Compact"/>
             </w:pPr>
             <w:r>
-              <w:t xml:space="preserve">Загрузить фото профиля</w:t>
-            </w:r>
-          </w:p>
-        </w:tc>
-        <w:tc>
-          <w:tcPr/>
-          <w:p>
-            <w:pPr>
-              <w:pStyle w:val="Compact"/>
-            </w:pPr>
-            <w:r>
-              <w:t xml:space="preserve">Обучающийся, эксперт</w:t>
+              <w:t xml:space="preserve">Загрузить фото</w:t>
+            </w:r>
+          </w:p>
+        </w:tc>
+        <w:tc>
+          <w:tcPr/>
+          <w:p>
+            <w:pPr>
+              <w:pStyle w:val="Compact"/>
+            </w:pPr>
+            <w:r>
+              <w:t xml:space="preserve">Student, Expert</w:t>
             </w:r>
           </w:p>
         </w:tc>
@@ -855,6 +1028,28 @@
             </w:pPr>
             <w:r>
               <w:t xml:space="preserve">POST /api/profile/photo</w:t>
+            </w:r>
+          </w:p>
+        </w:tc>
+        <w:tc>
+          <w:tcPr/>
+          <w:p>
+            <w:pPr>
+              <w:pStyle w:val="Compact"/>
+            </w:pPr>
+            <w:r>
+              <w:t xml:space="preserve">Выбор файла → сохранение</w:t>
+            </w:r>
+          </w:p>
+        </w:tc>
+        <w:tc>
+          <w:tcPr/>
+          <w:p>
+            <w:pPr>
+              <w:pStyle w:val="Compact"/>
+            </w:pPr>
+            <w:r>
+              <w:t xml:space="preserve">A1: неверный формат</w:t>
             </w:r>
           </w:p>
         </w:tc>
@@ -878,29 +1073,51 @@
               <w:pStyle w:val="Compact"/>
             </w:pPr>
             <w:r>
-              <w:t xml:space="preserve">Просмотреть назначенные курсы</w:t>
-            </w:r>
-          </w:p>
-        </w:tc>
-        <w:tc>
-          <w:tcPr/>
-          <w:p>
-            <w:pPr>
-              <w:pStyle w:val="Compact"/>
-            </w:pPr>
-            <w:r>
-              <w:t xml:space="preserve">Обучающийся, эксперт</w:t>
-            </w:r>
-          </w:p>
-        </w:tc>
-        <w:tc>
-          <w:tcPr/>
-          <w:p>
-            <w:pPr>
-              <w:pStyle w:val="Compact"/>
-            </w:pPr>
-            <w:r>
-              <w:t xml:space="preserve">Карточки на instruction.html</w:t>
+              <w:t xml:space="preserve">Назначенные курсы</w:t>
+            </w:r>
+          </w:p>
+        </w:tc>
+        <w:tc>
+          <w:tcPr/>
+          <w:p>
+            <w:pPr>
+              <w:pStyle w:val="Compact"/>
+            </w:pPr>
+            <w:r>
+              <w:t xml:space="preserve">Student, Expert</w:t>
+            </w:r>
+          </w:p>
+        </w:tc>
+        <w:tc>
+          <w:tcPr/>
+          <w:p>
+            <w:pPr>
+              <w:pStyle w:val="Compact"/>
+            </w:pPr>
+            <w:r>
+              <w:t xml:space="preserve">instruction.html</w:t>
+            </w:r>
+          </w:p>
+        </w:tc>
+        <w:tc>
+          <w:tcPr/>
+          <w:p>
+            <w:pPr>
+              <w:pStyle w:val="Compact"/>
+            </w:pPr>
+            <w:r>
+              <w:t xml:space="preserve">Список из GET /api/my-courses</w:t>
+            </w:r>
+          </w:p>
+        </w:tc>
+        <w:tc>
+          <w:tcPr/>
+          <w:p>
+            <w:pPr>
+              <w:pStyle w:val="Compact"/>
+            </w:pPr>
+            <w:r>
+              <w:t xml:space="preserve">A1: нет назначений</w:t>
             </w:r>
           </w:p>
         </w:tc>
@@ -935,18 +1152,40 @@
               <w:pStyle w:val="Compact"/>
             </w:pPr>
             <w:r>
-              <w:t xml:space="preserve">Обучающийся, эксперт</w:t>
-            </w:r>
-          </w:p>
-        </w:tc>
-        <w:tc>
-          <w:tcPr/>
-          <w:p>
-            <w:pPr>
-              <w:pStyle w:val="Compact"/>
-            </w:pPr>
-            <w:r>
-              <w:t xml:space="preserve">Запуск плеера, интерактивы, завершение</w:t>
+              <w:t xml:space="preserve">Student, Expert</w:t>
+            </w:r>
+          </w:p>
+        </w:tc>
+        <w:tc>
+          <w:tcPr/>
+          <w:p>
+            <w:pPr>
+              <w:pStyle w:val="Compact"/>
+            </w:pPr>
+            <w:r>
+              <w:t xml:space="preserve">course-app.js</w:t>
+            </w:r>
+          </w:p>
+        </w:tc>
+        <w:tc>
+          <w:tcPr/>
+          <w:p>
+            <w:pPr>
+              <w:pStyle w:val="Compact"/>
+            </w:pPr>
+            <w:r>
+              <w:t xml:space="preserve">Запуск → разделы → finish</w:t>
+            </w:r>
+          </w:p>
+        </w:tc>
+        <w:tc>
+          <w:tcPr/>
+          <w:p>
+            <w:pPr>
+              <w:pStyle w:val="Compact"/>
+            </w:pPr>
+            <w:r>
+              <w:t xml:space="preserve">A1: gate не пройден; A2: SCORM-путь</w:t>
             </w:r>
           </w:p>
         </w:tc>
@@ -981,18 +1220,40 @@
               <w:pStyle w:val="Compact"/>
             </w:pPr>
             <w:r>
-              <w:t xml:space="preserve">Обучающийся, эксперт</w:t>
-            </w:r>
-          </w:p>
-        </w:tc>
-        <w:tc>
-          <w:tcPr/>
-          <w:p>
-            <w:pPr>
-              <w:pStyle w:val="Compact"/>
-            </w:pPr>
-            <w:r>
-              <w:t xml:space="preserve">Выход в LMS с сохранением прогресса</w:t>
+              <w:t xml:space="preserve">Student, Expert</w:t>
+            </w:r>
+          </w:p>
+        </w:tc>
+        <w:tc>
+          <w:tcPr/>
+          <w:p>
+            <w:pPr>
+              <w:pStyle w:val="Compact"/>
+            </w:pPr>
+            <w:r>
+              <w:t xml:space="preserve">lms-bridge exitCourse</w:t>
+            </w:r>
+          </w:p>
+        </w:tc>
+        <w:tc>
+          <w:tcPr/>
+          <w:p>
+            <w:pPr>
+              <w:pStyle w:val="Compact"/>
+            </w:pPr>
+            <w:r>
+              <w:t xml:space="preserve">Выход с сохранением прогресса</w:t>
+            </w:r>
+          </w:p>
+        </w:tc>
+        <w:tc>
+          <w:tcPr/>
+          <w:p>
+            <w:pPr>
+              <w:pStyle w:val="Compact"/>
+            </w:pPr>
+            <w:r>
+              <w:t xml:space="preserve">A1: отмена в диалоге</w:t>
             </w:r>
           </w:p>
         </w:tc>
@@ -1016,29 +1277,51 @@
               <w:pStyle w:val="Compact"/>
             </w:pPr>
             <w:r>
-              <w:t xml:space="preserve">Назначить курс сотруднику</w:t>
-            </w:r>
-          </w:p>
-        </w:tc>
-        <w:tc>
-          <w:tcPr/>
-          <w:p>
-            <w:pPr>
-              <w:pStyle w:val="Compact"/>
-            </w:pPr>
-            <w:r>
-              <w:t xml:space="preserve">Эксперт</w:t>
-            </w:r>
-          </w:p>
-        </w:tc>
-        <w:tc>
-          <w:tcPr/>
-          <w:p>
-            <w:pPr>
-              <w:pStyle w:val="Compact"/>
-            </w:pPr>
-            <w:r>
-              <w:t xml:space="preserve">Модальное окно на assignments.html</w:t>
+              <w:t xml:space="preserve">Назначить курс</w:t>
+            </w:r>
+          </w:p>
+        </w:tc>
+        <w:tc>
+          <w:tcPr/>
+          <w:p>
+            <w:pPr>
+              <w:pStyle w:val="Compact"/>
+            </w:pPr>
+            <w:r>
+              <w:t xml:space="preserve">Expert</w:t>
+            </w:r>
+          </w:p>
+        </w:tc>
+        <w:tc>
+          <w:tcPr/>
+          <w:p>
+            <w:pPr>
+              <w:pStyle w:val="Compact"/>
+            </w:pPr>
+            <w:r>
+              <w:t xml:space="preserve">assignments.html</w:t>
+            </w:r>
+          </w:p>
+        </w:tc>
+        <w:tc>
+          <w:tcPr/>
+          <w:p>
+            <w:pPr>
+              <w:pStyle w:val="Compact"/>
+            </w:pPr>
+            <w:r>
+              <w:t xml:space="preserve">POST /api/assignments</w:t>
+            </w:r>
+          </w:p>
+        </w:tc>
+        <w:tc>
+          <w:tcPr/>
+          <w:p>
+            <w:pPr>
+              <w:pStyle w:val="Compact"/>
+            </w:pPr>
+            <w:r>
+              <w:t xml:space="preserve">A1: дубликат active; A2: неверные даты</w:t>
             </w:r>
           </w:p>
         </w:tc>
@@ -1062,29 +1345,51 @@
               <w:pStyle w:val="Compact"/>
             </w:pPr>
             <w:r>
-              <w:t xml:space="preserve">Просмотреть статистику прохождения</w:t>
-            </w:r>
-          </w:p>
-        </w:tc>
-        <w:tc>
-          <w:tcPr/>
-          <w:p>
-            <w:pPr>
-              <w:pStyle w:val="Compact"/>
-            </w:pPr>
-            <w:r>
-              <w:t xml:space="preserve">Эксперт</w:t>
-            </w:r>
-          </w:p>
-        </w:tc>
-        <w:tc>
-          <w:tcPr/>
-          <w:p>
-            <w:pPr>
-              <w:pStyle w:val="Compact"/>
-            </w:pPr>
-            <w:r>
-              <w:t xml:space="preserve">Рейтинг с фильтром по курсу</w:t>
+              <w:t xml:space="preserve">Статистика курса</w:t>
+            </w:r>
+          </w:p>
+        </w:tc>
+        <w:tc>
+          <w:tcPr/>
+          <w:p>
+            <w:pPr>
+              <w:pStyle w:val="Compact"/>
+            </w:pPr>
+            <w:r>
+              <w:t xml:space="preserve">Expert</w:t>
+            </w:r>
+          </w:p>
+        </w:tc>
+        <w:tc>
+          <w:tcPr/>
+          <w:p>
+            <w:pPr>
+              <w:pStyle w:val="Compact"/>
+            </w:pPr>
+            <w:r>
+              <w:t xml:space="preserve">rating.html?course_id</w:t>
+            </w:r>
+          </w:p>
+        </w:tc>
+        <w:tc>
+          <w:tcPr/>
+          <w:p>
+            <w:pPr>
+              <w:pStyle w:val="Compact"/>
+            </w:pPr>
+            <w:r>
+              <w:t xml:space="preserve">Рейтинг с фильтром</w:t>
+            </w:r>
+          </w:p>
+        </w:tc>
+        <w:tc>
+          <w:tcPr/>
+          <w:p>
+            <w:pPr>
+              <w:pStyle w:val="Compact"/>
+            </w:pPr>
+            <w:r>
+              <w:t xml:space="preserve">—</w:t>
             </w:r>
           </w:p>
         </w:tc>
@@ -1108,29 +1413,51 @@
               <w:pStyle w:val="Compact"/>
             </w:pPr>
             <w:r>
-              <w:t xml:space="preserve">Сформировать отчёт Excel</w:t>
-            </w:r>
-          </w:p>
-        </w:tc>
-        <w:tc>
-          <w:tcPr/>
-          <w:p>
-            <w:pPr>
-              <w:pStyle w:val="Compact"/>
-            </w:pPr>
-            <w:r>
-              <w:t xml:space="preserve">Эксперт, админ</w:t>
-            </w:r>
-          </w:p>
-        </w:tc>
-        <w:tc>
-          <w:tcPr/>
-          <w:p>
-            <w:pPr>
-              <w:pStyle w:val="Compact"/>
-            </w:pPr>
-            <w:r>
-              <w:t xml:space="preserve">GET /api/report → course_report.xlsx</w:t>
+              <w:t xml:space="preserve">Отчёт Excel</w:t>
+            </w:r>
+          </w:p>
+        </w:tc>
+        <w:tc>
+          <w:tcPr/>
+          <w:p>
+            <w:pPr>
+              <w:pStyle w:val="Compact"/>
+            </w:pPr>
+            <w:r>
+              <w:t xml:space="preserve">Expert, Admin</w:t>
+            </w:r>
+          </w:p>
+        </w:tc>
+        <w:tc>
+          <w:tcPr/>
+          <w:p>
+            <w:pPr>
+              <w:pStyle w:val="Compact"/>
+            </w:pPr>
+            <w:r>
+              <w:t xml:space="preserve">GET /api/report</w:t>
+            </w:r>
+          </w:p>
+        </w:tc>
+        <w:tc>
+          <w:tcPr/>
+          <w:p>
+            <w:pPr>
+              <w:pStyle w:val="Compact"/>
+            </w:pPr>
+            <w:r>
+              <w:t xml:space="preserve">Фильтры → скачивание xlsx</w:t>
+            </w:r>
+          </w:p>
+        </w:tc>
+        <w:tc>
+          <w:tcPr/>
+          <w:p>
+            <w:pPr>
+              <w:pStyle w:val="Compact"/>
+            </w:pPr>
+            <w:r>
+              <w:t xml:space="preserve">A1: нет данных 404</w:t>
             </w:r>
           </w:p>
         </w:tc>
@@ -1154,29 +1481,51 @@
               <w:pStyle w:val="Compact"/>
             </w:pPr>
             <w:r>
-              <w:t xml:space="preserve">Управлять пользователями</w:t>
-            </w:r>
-          </w:p>
-        </w:tc>
-        <w:tc>
-          <w:tcPr/>
-          <w:p>
-            <w:pPr>
-              <w:pStyle w:val="Compact"/>
-            </w:pPr>
-            <w:r>
-              <w:t xml:space="preserve">Админ</w:t>
-            </w:r>
-          </w:p>
-        </w:tc>
-        <w:tc>
-          <w:tcPr/>
-          <w:p>
-            <w:pPr>
-              <w:pStyle w:val="Compact"/>
-            </w:pPr>
-            <w:r>
-              <w:t xml:space="preserve">CRUD на users.html</w:t>
+              <w:t xml:space="preserve">Управление пользователями</w:t>
+            </w:r>
+          </w:p>
+        </w:tc>
+        <w:tc>
+          <w:tcPr/>
+          <w:p>
+            <w:pPr>
+              <w:pStyle w:val="Compact"/>
+            </w:pPr>
+            <w:r>
+              <w:t xml:space="preserve">Admin</w:t>
+            </w:r>
+          </w:p>
+        </w:tc>
+        <w:tc>
+          <w:tcPr/>
+          <w:p>
+            <w:pPr>
+              <w:pStyle w:val="Compact"/>
+            </w:pPr>
+            <w:r>
+              <w:t xml:space="preserve">users.html</w:t>
+            </w:r>
+          </w:p>
+        </w:tc>
+        <w:tc>
+          <w:tcPr/>
+          <w:p>
+            <w:pPr>
+              <w:pStyle w:val="Compact"/>
+            </w:pPr>
+            <w:r>
+              <w:t xml:space="preserve">CRUD /api/admin/users</w:t>
+            </w:r>
+          </w:p>
+        </w:tc>
+        <w:tc>
+          <w:tcPr/>
+          <w:p>
+            <w:pPr>
+              <w:pStyle w:val="Compact"/>
+            </w:pPr>
+            <w:r>
+              <w:t xml:space="preserve">A1: дубликат email</w:t>
             </w:r>
           </w:p>
         </w:tc>
@@ -1200,29 +1549,51 @@
               <w:pStyle w:val="Compact"/>
             </w:pPr>
             <w:r>
-              <w:t xml:space="preserve">Управлять курсами</w:t>
-            </w:r>
-          </w:p>
-        </w:tc>
-        <w:tc>
-          <w:tcPr/>
-          <w:p>
-            <w:pPr>
-              <w:pStyle w:val="Compact"/>
-            </w:pPr>
-            <w:r>
-              <w:t xml:space="preserve">Админ</w:t>
-            </w:r>
-          </w:p>
-        </w:tc>
-        <w:tc>
-          <w:tcPr/>
-          <w:p>
-            <w:pPr>
-              <w:pStyle w:val="Compact"/>
-            </w:pPr>
-            <w:r>
-              <w:t xml:space="preserve">Редактирование, удаление на admin-courses.html</w:t>
+              <w:t xml:space="preserve">Управление курсами</w:t>
+            </w:r>
+          </w:p>
+        </w:tc>
+        <w:tc>
+          <w:tcPr/>
+          <w:p>
+            <w:pPr>
+              <w:pStyle w:val="Compact"/>
+            </w:pPr>
+            <w:r>
+              <w:t xml:space="preserve">Admin</w:t>
+            </w:r>
+          </w:p>
+        </w:tc>
+        <w:tc>
+          <w:tcPr/>
+          <w:p>
+            <w:pPr>
+              <w:pStyle w:val="Compact"/>
+            </w:pPr>
+            <w:r>
+              <w:t xml:space="preserve">admin-courses.html</w:t>
+            </w:r>
+          </w:p>
+        </w:tc>
+        <w:tc>
+          <w:tcPr/>
+          <w:p>
+            <w:pPr>
+              <w:pStyle w:val="Compact"/>
+            </w:pPr>
+            <w:r>
+              <w:t xml:space="preserve">Редактирование, удаление</w:t>
+            </w:r>
+          </w:p>
+        </w:tc>
+        <w:tc>
+          <w:tcPr/>
+          <w:p>
+            <w:pPr>
+              <w:pStyle w:val="Compact"/>
+            </w:pPr>
+            <w:r>
+              <w:t xml:space="preserve">A1: курс с назначениями</w:t>
             </w:r>
           </w:p>
         </w:tc>
@@ -1246,18 +1617,18 @@
               <w:pStyle w:val="Compact"/>
             </w:pPr>
             <w:r>
-              <w:t xml:space="preserve">Загрузить SCORM-пакет</w:t>
-            </w:r>
-          </w:p>
-        </w:tc>
-        <w:tc>
-          <w:tcPr/>
-          <w:p>
-            <w:pPr>
-              <w:pStyle w:val="Compact"/>
-            </w:pPr>
-            <w:r>
-              <w:t xml:space="preserve">Админ</w:t>
+              <w:t xml:space="preserve">Загрузить SCORM</w:t>
+            </w:r>
+          </w:p>
+        </w:tc>
+        <w:tc>
+          <w:tcPr/>
+          <w:p>
+            <w:pPr>
+              <w:pStyle w:val="Compact"/>
+            </w:pPr>
+            <w:r>
+              <w:t xml:space="preserve">Admin</w:t>
             </w:r>
           </w:p>
         </w:tc>
@@ -1269,6 +1640,28 @@
             </w:pPr>
             <w:r>
               <w:t xml:space="preserve">POST /api/admin/courses</w:t>
+            </w:r>
+          </w:p>
+        </w:tc>
+        <w:tc>
+          <w:tcPr/>
+          <w:p>
+            <w:pPr>
+              <w:pStyle w:val="Compact"/>
+            </w:pPr>
+            <w:r>
+              <w:t xml:space="preserve">ZIP + imsmanifest</w:t>
+            </w:r>
+          </w:p>
+        </w:tc>
+        <w:tc>
+          <w:tcPr/>
+          <w:p>
+            <w:pPr>
+              <w:pStyle w:val="Compact"/>
+            </w:pPr>
+            <w:r>
+              <w:t xml:space="preserve">A1: невалидный архив</w:t>
             </w:r>
           </w:p>
         </w:tc>
@@ -1303,18 +1696,176 @@
               <w:pStyle w:val="Compact"/>
             </w:pPr>
             <w:r>
-              <w:t xml:space="preserve">Админ</w:t>
-            </w:r>
-          </w:p>
-        </w:tc>
-        <w:tc>
-          <w:tcPr/>
-          <w:p>
-            <w:pPr>
-              <w:pStyle w:val="Compact"/>
-            </w:pPr>
-            <w:r>
-              <w:t xml:space="preserve">GET /api/admin/courses/{id}/download</w:t>
+              <w:t xml:space="preserve">Admin</w:t>
+            </w:r>
+          </w:p>
+        </w:tc>
+        <w:tc>
+          <w:tcPr/>
+          <w:p>
+            <w:pPr>
+              <w:pStyle w:val="Compact"/>
+            </w:pPr>
+            <w:r>
+              <w:t xml:space="preserve">GET …/download</w:t>
+            </w:r>
+          </w:p>
+        </w:tc>
+        <w:tc>
+          <w:tcPr/>
+          <w:p>
+            <w:pPr>
+              <w:pStyle w:val="Compact"/>
+            </w:pPr>
+            <w:r>
+              <w:t xml:space="preserve">ZIP/RAR архив</w:t>
+            </w:r>
+          </w:p>
+        </w:tc>
+        <w:tc>
+          <w:tcPr/>
+          <w:p>
+            <w:pPr>
+              <w:pStyle w:val="Compact"/>
+            </w:pPr>
+            <w:r>
+              <w:t xml:space="preserve">A1: нет файлов</w:t>
+            </w:r>
+          </w:p>
+        </w:tc>
+      </w:tr>
+      <w:tr>
+        <w:tc>
+          <w:tcPr/>
+          <w:p>
+            <w:pPr>
+              <w:pStyle w:val="Compact"/>
+            </w:pPr>
+            <w:r>
+              <w:t xml:space="preserve">UC-16</w:t>
+            </w:r>
+          </w:p>
+        </w:tc>
+        <w:tc>
+          <w:tcPr/>
+          <w:p>
+            <w:pPr>
+              <w:pStyle w:val="Compact"/>
+            </w:pPr>
+            <w:r>
+              <w:t xml:space="preserve">Поиск пользователей</w:t>
+            </w:r>
+          </w:p>
+        </w:tc>
+        <w:tc>
+          <w:tcPr/>
+          <w:p>
+            <w:pPr>
+              <w:pStyle w:val="Compact"/>
+            </w:pPr>
+            <w:r>
+              <w:t xml:space="preserve">Admin</w:t>
+            </w:r>
+          </w:p>
+        </w:tc>
+        <w:tc>
+          <w:tcPr/>
+          <w:p>
+            <w:pPr>
+              <w:pStyle w:val="Compact"/>
+            </w:pPr>
+            <w:r>
+              <w:t xml:space="preserve">GET ?search=</w:t>
+            </w:r>
+          </w:p>
+        </w:tc>
+        <w:tc>
+          <w:tcPr/>
+          <w:p>
+            <w:pPr>
+              <w:pStyle w:val="Compact"/>
+            </w:pPr>
+            <w:r>
+              <w:t xml:space="preserve">LIKE по ФИО, email</w:t>
+            </w:r>
+          </w:p>
+        </w:tc>
+        <w:tc>
+          <w:tcPr/>
+          <w:p>
+            <w:pPr>
+              <w:pStyle w:val="Compact"/>
+            </w:pPr>
+            <w:r>
+              <w:t xml:space="preserve">A1: ничего не найдено</w:t>
+            </w:r>
+          </w:p>
+        </w:tc>
+      </w:tr>
+      <w:tr>
+        <w:tc>
+          <w:tcPr/>
+          <w:p>
+            <w:pPr>
+              <w:pStyle w:val="Compact"/>
+            </w:pPr>
+            <w:r>
+              <w:t xml:space="preserve">UC-17</w:t>
+            </w:r>
+          </w:p>
+        </w:tc>
+        <w:tc>
+          <w:tcPr/>
+          <w:p>
+            <w:pPr>
+              <w:pStyle w:val="Compact"/>
+            </w:pPr>
+            <w:r>
+              <w:t xml:space="preserve">Поиск курсов</w:t>
+            </w:r>
+          </w:p>
+        </w:tc>
+        <w:tc>
+          <w:tcPr/>
+          <w:p>
+            <w:pPr>
+              <w:pStyle w:val="Compact"/>
+            </w:pPr>
+            <w:r>
+              <w:t xml:space="preserve">Admin</w:t>
+            </w:r>
+          </w:p>
+        </w:tc>
+        <w:tc>
+          <w:tcPr/>
+          <w:p>
+            <w:pPr>
+              <w:pStyle w:val="Compact"/>
+            </w:pPr>
+            <w:r>
+              <w:t xml:space="preserve">admin-courses.js</w:t>
+            </w:r>
+          </w:p>
+        </w:tc>
+        <w:tc>
+          <w:tcPr/>
+          <w:p>
+            <w:pPr>
+              <w:pStyle w:val="Compact"/>
+            </w:pPr>
+            <w:r>
+              <w:t xml:space="preserve">Клиентский фильтр списка</w:t>
+            </w:r>
+          </w:p>
+        </w:tc>
+        <w:tc>
+          <w:tcPr/>
+          <w:p>
+            <w:pPr>
+              <w:pStyle w:val="Compact"/>
+            </w:pPr>
+            <w:r>
+              <w:t xml:space="preserve">—</w:t>
             </w:r>
           </w:p>
         </w:tc>
@@ -1328,13 +1879,330 @@
       </w:r>
     </w:p>
     <w:bookmarkEnd w:id="10"/>
-    <w:bookmarkStart w:id="11" w:name="связи-включить-и-расширить"/>
+    <w:bookmarkStart w:id="11" w:name="связи-include-и-extend-uml"/>
     <w:p>
       <w:pPr>
         <w:pStyle w:val="Heading2"/>
       </w:pPr>
       <w:r>
-        <w:t xml:space="preserve">Связи «включить» и «расширить»</w:t>
+        <w:t xml:space="preserve">Связи include и extend (UML)</w:t>
+      </w:r>
+    </w:p>
+    <w:p>
+      <w:pPr>
+        <w:pStyle w:val="SourceCode"/>
+      </w:pPr>
+      <w:r>
+        <w:rPr>
+          <w:rStyle w:val="VerbatimChar"/>
+        </w:rPr>
+        <w:t xml:space="preserve">flowchart LR</w:t>
+      </w:r>
+      <w:r>
+        <w:br/>
+      </w:r>
+      <w:r>
+        <w:rPr>
+          <w:rStyle w:val="VerbatimChar"/>
+        </w:rPr>
+        <w:t xml:space="preserve">    UC07[UC-07 Пройти курс] --&gt;|include| UC01[UC-01 Войти]</w:t>
+      </w:r>
+      <w:r>
+        <w:br/>
+      </w:r>
+      <w:r>
+        <w:rPr>
+          <w:rStyle w:val="VerbatimChar"/>
+        </w:rPr>
+        <w:t xml:space="preserve">    UC09[UC-09 Назначить] --&gt;|include| UC01</w:t>
+      </w:r>
+      <w:r>
+        <w:br/>
+      </w:r>
+      <w:r>
+        <w:rPr>
+          <w:rStyle w:val="VerbatimChar"/>
+        </w:rPr>
+        <w:t xml:space="preserve">    UC12[UC-12 Пользователи] --&gt;|include| UC01</w:t>
+      </w:r>
+      <w:r>
+        <w:br/>
+      </w:r>
+      <w:r>
+        <w:rPr>
+          <w:rStyle w:val="VerbatimChar"/>
+        </w:rPr>
+        <w:t xml:space="preserve">    UC11[UC-11 Отчёт] --&gt;|extend| UC03[UC-03 Рейтинг]</w:t>
+      </w:r>
+      <w:r>
+        <w:br/>
+      </w:r>
+      <w:r>
+        <w:rPr>
+          <w:rStyle w:val="VerbatimChar"/>
+        </w:rPr>
+        <w:t xml:space="preserve">    UC08[UC-08 Закрыть] --&gt;|extend| UC07</w:t>
+      </w:r>
+      <w:r>
+        <w:br/>
+      </w:r>
+      <w:r>
+        <w:rPr>
+          <w:rStyle w:val="VerbatimChar"/>
+        </w:rPr>
+        <w:t xml:space="preserve">    UC10[UC-10 Статистика] --&gt;|extend| UC03</w:t>
+      </w:r>
+      <w:r>
+        <w:br/>
+      </w:r>
+      <w:r>
+        <w:rPr>
+          <w:rStyle w:val="VerbatimChar"/>
+        </w:rPr>
+        <w:t xml:space="preserve">    UC16[UC-16 Поиск] --&gt;|extend| UC12</w:t>
+      </w:r>
+    </w:p>
+    <w:tbl>
+      <w:tblPr>
+        <w:tblStyle w:val="Table"/>
+        <w:tblW w:type="pct" w:w="5000"/>
+        <w:tblLayout w:type="fixed"/>
+        <w:tblLook w:firstRow="1" w:lastRow="0" w:firstColumn="0" w:lastColumn="0" w:noHBand="0" w:noVBand="0" w:val="0020"/>
+      </w:tblPr>
+      <w:tblGrid>
+        <w:gridCol w:w="2217"/>
+        <w:gridCol w:w="1584"/>
+        <w:gridCol w:w="4118"/>
+      </w:tblGrid>
+      <w:tr>
+        <w:trPr>
+          <w:tblHeader w:val="on"/>
+        </w:trPr>
+        <w:tc>
+          <w:tcPr/>
+          <w:p>
+            <w:pPr>
+              <w:pStyle w:val="Compact"/>
+            </w:pPr>
+            <w:r>
+              <w:t xml:space="preserve">Связь</w:t>
+            </w:r>
+          </w:p>
+        </w:tc>
+        <w:tc>
+          <w:tcPr/>
+          <w:p>
+            <w:pPr>
+              <w:pStyle w:val="Compact"/>
+            </w:pPr>
+            <w:r>
+              <w:t xml:space="preserve">Тип</w:t>
+            </w:r>
+          </w:p>
+        </w:tc>
+        <w:tc>
+          <w:tcPr/>
+          <w:p>
+            <w:pPr>
+              <w:pStyle w:val="Compact"/>
+            </w:pPr>
+            <w:r>
+              <w:t xml:space="preserve">Обоснование</w:t>
+            </w:r>
+          </w:p>
+        </w:tc>
+      </w:tr>
+      <w:tr>
+        <w:tc>
+          <w:tcPr/>
+          <w:p>
+            <w:pPr>
+              <w:pStyle w:val="Compact"/>
+            </w:pPr>
+            <w:r>
+              <w:t xml:space="preserve">UC-07 → UC-01</w:t>
+            </w:r>
+          </w:p>
+        </w:tc>
+        <w:tc>
+          <w:tcPr/>
+          <w:p>
+            <w:pPr>
+              <w:pStyle w:val="Compact"/>
+            </w:pPr>
+            <w:r>
+              <w:t xml:space="preserve">include</w:t>
+            </w:r>
+          </w:p>
+        </w:tc>
+        <w:tc>
+          <w:tcPr/>
+          <w:p>
+            <w:pPr>
+              <w:pStyle w:val="Compact"/>
+            </w:pPr>
+            <w:r>
+              <w:t xml:space="preserve">Прохождение невозможно без авторизации</w:t>
+            </w:r>
+          </w:p>
+        </w:tc>
+      </w:tr>
+      <w:tr>
+        <w:tc>
+          <w:tcPr/>
+          <w:p>
+            <w:pPr>
+              <w:pStyle w:val="Compact"/>
+            </w:pPr>
+            <w:r>
+              <w:t xml:space="preserve">UC-09 → UC-01</w:t>
+            </w:r>
+          </w:p>
+        </w:tc>
+        <w:tc>
+          <w:tcPr/>
+          <w:p>
+            <w:pPr>
+              <w:pStyle w:val="Compact"/>
+            </w:pPr>
+            <w:r>
+              <w:t xml:space="preserve">include</w:t>
+            </w:r>
+          </w:p>
+        </w:tc>
+        <w:tc>
+          <w:tcPr/>
+          <w:p>
+            <w:pPr>
+              <w:pStyle w:val="Compact"/>
+            </w:pPr>
+            <w:r>
+              <w:t xml:space="preserve">Назначение только для эксперта с JWT</w:t>
+            </w:r>
+          </w:p>
+        </w:tc>
+      </w:tr>
+      <w:tr>
+        <w:tc>
+          <w:tcPr/>
+          <w:p>
+            <w:pPr>
+              <w:pStyle w:val="Compact"/>
+            </w:pPr>
+            <w:r>
+              <w:t xml:space="preserve">UC-11 → UC-03</w:t>
+            </w:r>
+          </w:p>
+        </w:tc>
+        <w:tc>
+          <w:tcPr/>
+          <w:p>
+            <w:pPr>
+              <w:pStyle w:val="Compact"/>
+            </w:pPr>
+            <w:r>
+              <w:t xml:space="preserve">extend</w:t>
+            </w:r>
+          </w:p>
+        </w:tc>
+        <w:tc>
+          <w:tcPr/>
+          <w:p>
+            <w:pPr>
+              <w:pStyle w:val="Compact"/>
+            </w:pPr>
+            <w:r>
+              <w:t xml:space="preserve">Отчёт вызывается со страницы рейтинга</w:t>
+            </w:r>
+          </w:p>
+        </w:tc>
+      </w:tr>
+      <w:tr>
+        <w:tc>
+          <w:tcPr/>
+          <w:p>
+            <w:pPr>
+              <w:pStyle w:val="Compact"/>
+            </w:pPr>
+            <w:r>
+              <w:t xml:space="preserve">UC-08 → UC-07</w:t>
+            </w:r>
+          </w:p>
+        </w:tc>
+        <w:tc>
+          <w:tcPr/>
+          <w:p>
+            <w:pPr>
+              <w:pStyle w:val="Compact"/>
+            </w:pPr>
+            <w:r>
+              <w:t xml:space="preserve">extend</w:t>
+            </w:r>
+          </w:p>
+        </w:tc>
+        <w:tc>
+          <w:tcPr/>
+          <w:p>
+            <w:pPr>
+              <w:pStyle w:val="Compact"/>
+            </w:pPr>
+            <w:r>
+              <w:t xml:space="preserve">Выход — опциональное продолжение прохождения</w:t>
+            </w:r>
+          </w:p>
+        </w:tc>
+      </w:tr>
+      <w:tr>
+        <w:tc>
+          <w:tcPr/>
+          <w:p>
+            <w:pPr>
+              <w:pStyle w:val="Compact"/>
+            </w:pPr>
+            <w:r>
+              <w:t xml:space="preserve">UC-10 → UC-03</w:t>
+            </w:r>
+          </w:p>
+        </w:tc>
+        <w:tc>
+          <w:tcPr/>
+          <w:p>
+            <w:pPr>
+              <w:pStyle w:val="Compact"/>
+            </w:pPr>
+            <w:r>
+              <w:t xml:space="preserve">extend</w:t>
+            </w:r>
+          </w:p>
+        </w:tc>
+        <w:tc>
+          <w:tcPr/>
+          <w:p>
+            <w:pPr>
+              <w:pStyle w:val="Compact"/>
+            </w:pPr>
+            <w:r>
+              <w:t xml:space="preserve">Статистика — рейтинг с предзаполненным курсом</w:t>
+            </w:r>
+          </w:p>
+        </w:tc>
+      </w:tr>
+    </w:tbl>
+    <w:p>
+      <w:r>
+        <w:pict>
+          <v:rect style="width:0;height:1.5pt" o:hralign="center" o:hrstd="t" o:hr="t"/>
+        </w:pict>
+      </w:r>
+    </w:p>
+    <w:bookmarkEnd w:id="11"/>
+    <w:bookmarkStart w:id="12" w:name="матрица-актор-прецедент"/>
+    <w:p>
+      <w:pPr>
+        <w:pStyle w:val="Heading2"/>
+      </w:pPr>
+      <w:r>
+        <w:t xml:space="preserve">Матрица актор × прецедент</w:t>
       </w:r>
     </w:p>
     <w:tbl>
@@ -1344,9 +2212,10 @@
         <w:tblLook w:firstRow="1" w:lastRow="0" w:firstColumn="0" w:lastColumn="0" w:noHBand="0" w:noVBand="0" w:val="0020"/>
       </w:tblPr>
       <w:tblGrid>
-        <w:gridCol w:w="2640"/>
-        <w:gridCol w:w="2640"/>
-        <w:gridCol w:w="2640"/>
+        <w:gridCol w:w="1980"/>
+        <w:gridCol w:w="1980"/>
+        <w:gridCol w:w="1980"/>
+        <w:gridCol w:w="1980"/>
       </w:tblGrid>
       <w:tr>
         <w:trPr>
@@ -1359,29 +2228,43 @@
               <w:pStyle w:val="Compact"/>
             </w:pPr>
             <w:r>
-              <w:t xml:space="preserve">Базовый прецедент</w:t>
-            </w:r>
-          </w:p>
-        </w:tc>
-        <w:tc>
-          <w:tcPr/>
-          <w:p>
-            <w:pPr>
-              <w:pStyle w:val="Compact"/>
-            </w:pPr>
-            <w:r>
-              <w:t xml:space="preserve">Связь</w:t>
-            </w:r>
-          </w:p>
-        </w:tc>
-        <w:tc>
-          <w:tcPr/>
-          <w:p>
-            <w:pPr>
-              <w:pStyle w:val="Compact"/>
-            </w:pPr>
-            <w:r>
-              <w:t xml:space="preserve">Дочерний прецедент</w:t>
+              <w:t xml:space="preserve">Прецедент</w:t>
+            </w:r>
+          </w:p>
+        </w:tc>
+        <w:tc>
+          <w:tcPr/>
+          <w:p>
+            <w:pPr>
+              <w:pStyle w:val="Compact"/>
+              <w:jc w:val="center"/>
+            </w:pPr>
+            <w:r>
+              <w:t xml:space="preserve">Обучающийся</w:t>
+            </w:r>
+          </w:p>
+        </w:tc>
+        <w:tc>
+          <w:tcPr/>
+          <w:p>
+            <w:pPr>
+              <w:pStyle w:val="Compact"/>
+              <w:jc w:val="center"/>
+            </w:pPr>
+            <w:r>
+              <w:t xml:space="preserve">Эксперт</w:t>
+            </w:r>
+          </w:p>
+        </w:tc>
+        <w:tc>
+          <w:tcPr/>
+          <w:p>
+            <w:pPr>
+              <w:pStyle w:val="Compact"/>
+              <w:jc w:val="center"/>
+            </w:pPr>
+            <w:r>
+              <w:t xml:space="preserve">Администратор</w:t>
             </w:r>
           </w:p>
         </w:tc>
@@ -1394,29 +2277,43 @@
               <w:pStyle w:val="Compact"/>
             </w:pPr>
             <w:r>
-              <w:t xml:space="preserve">UC-07 Пройти курс</w:t>
-            </w:r>
-          </w:p>
-        </w:tc>
-        <w:tc>
-          <w:tcPr/>
-          <w:p>
-            <w:pPr>
-              <w:pStyle w:val="Compact"/>
-            </w:pPr>
-            <w:r>
-              <w:t xml:space="preserve">include</w:t>
-            </w:r>
-          </w:p>
-        </w:tc>
-        <w:tc>
-          <w:tcPr/>
-          <w:p>
-            <w:pPr>
-              <w:pStyle w:val="Compact"/>
-            </w:pPr>
-            <w:r>
-              <w:t xml:space="preserve">UC-01 Войти в систему</w:t>
+              <w:t xml:space="preserve">UC-01 … UC-08</w:t>
+            </w:r>
+          </w:p>
+        </w:tc>
+        <w:tc>
+          <w:tcPr/>
+          <w:p>
+            <w:pPr>
+              <w:pStyle w:val="Compact"/>
+              <w:jc w:val="center"/>
+            </w:pPr>
+            <w:r>
+              <w:t xml:space="preserve">✓</w:t>
+            </w:r>
+          </w:p>
+        </w:tc>
+        <w:tc>
+          <w:tcPr/>
+          <w:p>
+            <w:pPr>
+              <w:pStyle w:val="Compact"/>
+              <w:jc w:val="center"/>
+            </w:pPr>
+            <w:r>
+              <w:t xml:space="preserve">✓</w:t>
+            </w:r>
+          </w:p>
+        </w:tc>
+        <w:tc>
+          <w:tcPr/>
+          <w:p>
+            <w:pPr>
+              <w:pStyle w:val="Compact"/>
+              <w:jc w:val="center"/>
+            </w:pPr>
+            <w:r>
+              <w:t xml:space="preserve">✓ (кроме UC-06/07 для admin*)</w:t>
             </w:r>
           </w:p>
         </w:tc>
@@ -1429,30 +2326,36 @@
               <w:pStyle w:val="Compact"/>
             </w:pPr>
             <w:r>
-              <w:t xml:space="preserve">UC-09 Назначить курс</w:t>
-            </w:r>
-          </w:p>
-        </w:tc>
-        <w:tc>
-          <w:tcPr/>
-          <w:p>
-            <w:pPr>
-              <w:pStyle w:val="Compact"/>
-            </w:pPr>
-            <w:r>
-              <w:t xml:space="preserve">include</w:t>
-            </w:r>
-          </w:p>
-        </w:tc>
-        <w:tc>
-          <w:tcPr/>
-          <w:p>
-            <w:pPr>
-              <w:pStyle w:val="Compact"/>
-            </w:pPr>
-            <w:r>
-              <w:t xml:space="preserve">UC-01 Войти в систему</w:t>
-            </w:r>
+              <w:t xml:space="preserve">UC-09, UC-10</w:t>
+            </w:r>
+          </w:p>
+        </w:tc>
+        <w:tc>
+          <w:tcPr/>
+          <w:p>
+            <w:pPr>
+              <w:pStyle w:val="Compact"/>
+            </w:pPr>
+          </w:p>
+        </w:tc>
+        <w:tc>
+          <w:tcPr/>
+          <w:p>
+            <w:pPr>
+              <w:pStyle w:val="Compact"/>
+              <w:jc w:val="center"/>
+            </w:pPr>
+            <w:r>
+              <w:t xml:space="preserve">✓</w:t>
+            </w:r>
+          </w:p>
+        </w:tc>
+        <w:tc>
+          <w:tcPr/>
+          <w:p>
+            <w:pPr>
+              <w:pStyle w:val="Compact"/>
+            </w:pPr>
           </w:p>
         </w:tc>
       </w:tr>
@@ -1464,29 +2367,39 @@
               <w:pStyle w:val="Compact"/>
             </w:pPr>
             <w:r>
-              <w:t xml:space="preserve">UC-11 Сформировать отчёт</w:t>
-            </w:r>
-          </w:p>
-        </w:tc>
-        <w:tc>
-          <w:tcPr/>
-          <w:p>
-            <w:pPr>
-              <w:pStyle w:val="Compact"/>
-            </w:pPr>
-            <w:r>
-              <w:t xml:space="preserve">extend</w:t>
-            </w:r>
-          </w:p>
-        </w:tc>
-        <w:tc>
-          <w:tcPr/>
-          <w:p>
-            <w:pPr>
-              <w:pStyle w:val="Compact"/>
-            </w:pPr>
-            <w:r>
-              <w:t xml:space="preserve">UC-03 Просмотреть рейтинг</w:t>
+              <w:t xml:space="preserve">UC-11</w:t>
+            </w:r>
+          </w:p>
+        </w:tc>
+        <w:tc>
+          <w:tcPr/>
+          <w:p>
+            <w:pPr>
+              <w:pStyle w:val="Compact"/>
+            </w:pPr>
+          </w:p>
+        </w:tc>
+        <w:tc>
+          <w:tcPr/>
+          <w:p>
+            <w:pPr>
+              <w:pStyle w:val="Compact"/>
+              <w:jc w:val="center"/>
+            </w:pPr>
+            <w:r>
+              <w:t xml:space="preserve">✓</w:t>
+            </w:r>
+          </w:p>
+        </w:tc>
+        <w:tc>
+          <w:tcPr/>
+          <w:p>
+            <w:pPr>
+              <w:pStyle w:val="Compact"/>
+              <w:jc w:val="center"/>
+            </w:pPr>
+            <w:r>
+              <w:t xml:space="preserve">✓</w:t>
             </w:r>
           </w:p>
         </w:tc>
@@ -1499,43 +2412,57 @@
               <w:pStyle w:val="Compact"/>
             </w:pPr>
             <w:r>
-              <w:t xml:space="preserve">UC-08 Закрыть курс</w:t>
-            </w:r>
-          </w:p>
-        </w:tc>
-        <w:tc>
-          <w:tcPr/>
-          <w:p>
-            <w:pPr>
-              <w:pStyle w:val="Compact"/>
-            </w:pPr>
-            <w:r>
-              <w:t xml:space="preserve">extend</w:t>
-            </w:r>
-          </w:p>
-        </w:tc>
-        <w:tc>
-          <w:tcPr/>
-          <w:p>
-            <w:pPr>
-              <w:pStyle w:val="Compact"/>
-            </w:pPr>
-            <w:r>
-              <w:t xml:space="preserve">UC-07 Пройти курс</w:t>
+              <w:t xml:space="preserve">UC-12 … UC-17</w:t>
+            </w:r>
+          </w:p>
+        </w:tc>
+        <w:tc>
+          <w:tcPr/>
+          <w:p>
+            <w:pPr>
+              <w:pStyle w:val="Compact"/>
+            </w:pPr>
+          </w:p>
+        </w:tc>
+        <w:tc>
+          <w:tcPr/>
+          <w:p>
+            <w:pPr>
+              <w:pStyle w:val="Compact"/>
+            </w:pPr>
+          </w:p>
+        </w:tc>
+        <w:tc>
+          <w:tcPr/>
+          <w:p>
+            <w:pPr>
+              <w:pStyle w:val="Compact"/>
+              <w:jc w:val="center"/>
+            </w:pPr>
+            <w:r>
+              <w:t xml:space="preserve">✓</w:t>
             </w:r>
           </w:p>
         </w:tc>
       </w:tr>
     </w:tbl>
     <w:p>
+      <w:pPr>
+        <w:pStyle w:val="BodyText"/>
+      </w:pPr>
+      <w:r>
+        <w:t xml:space="preserve">* Администратор не проходит обучение через instruction.html в штатном сценарии ТЗ.</w:t>
+      </w:r>
+    </w:p>
+    <w:p>
       <w:r>
         <w:pict>
           <v:rect style="width:0;height:1.5pt" o:hralign="center" o:hrstd="t" o:hr="t"/>
         </w:pict>
       </w:r>
     </w:p>
-    <w:bookmarkEnd w:id="11"/>
-    <w:bookmarkStart w:id="12" w:name="примечание-для-переноса-в-word"/>
+    <w:bookmarkEnd w:id="12"/>
+    <w:bookmarkStart w:id="13" w:name="примечание-для-переноса-в-word"/>
     <w:p>
       <w:pPr>
         <w:pStyle w:val="Heading2"/>
@@ -1549,11 +2476,24 @@
         <w:pStyle w:val="FirstParagraph"/>
       </w:pPr>
       <w:r>
-        <w:t xml:space="preserve">Для курсовой работы диаграмму можно экспортировать из Mermaid в PNG и вставить как «Рисунок 3. Use-Case диаграмма».</w:t>
+        <w:t xml:space="preserve">Оформите как</w:t>
+      </w:r>
+      <w:r>
+        <w:t xml:space="preserve"> </w:t>
+      </w:r>
+      <w:r>
+        <w:rPr>
+          <w:b/>
+          <w:bCs/>
+        </w:rPr>
+        <w:t xml:space="preserve">«Рисунок 3. Диаграмма прецедентов»</w:t>
+      </w:r>
+      <w:r>
+        <w:t xml:space="preserve">. В UML-редакторе используйте овалы прецедентов и человечков-акторов.</w:t>
       </w:r>
     </w:p>
-    <w:bookmarkEnd w:id="12"/>
     <w:bookmarkEnd w:id="13"/>
+    <w:bookmarkEnd w:id="14"/>
     <w:sectPr>
       <w:footnotePr>
         <w:numRestart w:val="eachSect"/>
